--- a/合同基本情况说明.docx
+++ b/合同基本情况说明.docx
@@ -4,82 +4,167 @@
   <w:body>
     <w:p>
       <w:pPr>
-        <w:spacing w:after="360"/>
-        <w:jc w:val="center"/>
+        <w:spacing w:after="80"/>
       </w:pPr>
       <w:r>
         <w:rPr>
-          <w:rFonts w:ascii="黑体" w:hAnsi="黑体" w:eastAsia="黑体"/>
+          <w:rFonts w:ascii="微软雅黑" w:hAnsi="微软雅黑" w:eastAsia="微软雅黑"/>
           <w:b/>
-          <w:sz w:val="44"/>
+          <w:i w:val="0"/>
+          <w:color w:val="C15A33"/>
+          <w:sz w:val="21"/>
         </w:rPr>
-        <w:t>关于7所幼儿园室外配套附属设施</w:t>
+        <w:t>工程合同 · 情况说明</w:t>
       </w:r>
     </w:p>
     <w:p>
       <w:pPr>
-        <w:spacing w:after="360"/>
-        <w:jc w:val="center"/>
+        <w:spacing w:after="200"/>
       </w:pPr>
       <w:r>
         <w:rPr>
-          <w:rFonts w:ascii="黑体" w:hAnsi="黑体" w:eastAsia="黑体"/>
+          <w:rFonts w:ascii="微软雅黑" w:hAnsi="微软雅黑" w:eastAsia="微软雅黑"/>
           <w:b/>
-          <w:sz w:val="40"/>
+          <w:i w:val="0"/>
+          <w:color w:val="2B2824"/>
+          <w:sz w:val="46"/>
         </w:rPr>
-        <w:t>建设工程施工合同基本情况的说明</w:t>
+        <w:t>7所幼儿园室外配套附属设施建设工程</w:t>
       </w:r>
     </w:p>
     <w:p>
       <w:pPr>
-        <w:spacing w:after="120" w:line="360" w:lineRule="auto"/>
-        <w:ind w:firstLine="420"/>
+        <w:spacing w:after="200"/>
+        <w:pBdr>
+          <w:bottom w:val="single" w:sz="18" w:space="1" w:color="C15A33"/>
+        </w:pBdr>
+      </w:pPr>
+    </w:p>
+    <w:p>
+      <w:pPr>
+        <w:spacing w:after="40"/>
       </w:pPr>
       <w:r>
         <w:rPr>
-          <w:rFonts w:ascii="仿宋_GB2312" w:hAnsi="仿宋_GB2312" w:eastAsia="仿宋_GB2312"/>
+          <w:rFonts w:ascii="微软雅黑" w:hAnsi="微软雅黑" w:eastAsia="微软雅黑"/>
           <w:b w:val="0"/>
-          <w:sz w:val="28"/>
+          <w:i w:val="0"/>
+          <w:color w:val="8A8278"/>
+          <w:sz w:val="19"/>
         </w:rPr>
-        <w:t>为便于领导掌握相关工程施工合同的基本情况，现将合同名称、合同双方、合同价格等主要信息说明如下：</w:t>
+        <w:t>合同编号 QHCT(FW)2024-192号</w:t>
+      </w:r>
+      <w:r>
+        <w:rPr>
+          <w:rFonts w:ascii="微软雅黑" w:hAnsi="微软雅黑" w:eastAsia="微软雅黑"/>
+          <w:b w:val="0"/>
+          <w:i w:val="0"/>
+          <w:color w:val="8A8278"/>
+          <w:sz w:val="19"/>
+        </w:rPr>
+        <w:t xml:space="preserve">    |    </w:t>
+      </w:r>
+      <w:r>
+        <w:rPr>
+          <w:rFonts w:ascii="微软雅黑" w:hAnsi="微软雅黑" w:eastAsia="微软雅黑"/>
+          <w:b w:val="0"/>
+          <w:i w:val="0"/>
+          <w:color w:val="8A8278"/>
+          <w:sz w:val="19"/>
+        </w:rPr>
+        <w:t>2026年7月3日</w:t>
       </w:r>
     </w:p>
     <w:p>
       <w:pPr>
-        <w:spacing w:before="240" w:after="120"/>
+        <w:spacing w:after="280" w:line="336" w:lineRule="auto"/>
       </w:pPr>
       <w:r>
         <w:rPr>
-          <w:rFonts w:ascii="黑体" w:hAnsi="黑体" w:eastAsia="黑体"/>
+          <w:rFonts w:ascii="微软雅黑" w:hAnsi="微软雅黑" w:eastAsia="微软雅黑"/>
+          <w:b w:val="0"/>
+          <w:i w:val="0"/>
+          <w:color w:val="8A8278"/>
+          <w:sz w:val="21"/>
+        </w:rPr>
+        <w:t>为便于领导快速掌握该项目施工合同的核心信息，现将合同名称、签约双方、合同价格等要点整理如下，详细条款请见合同全文。</w:t>
+      </w:r>
+    </w:p>
+    <w:p>
+      <w:pPr>
+        <w:keepNext/>
+        <w:spacing w:before="360" w:after="160"/>
+        <w:pBdr>
+          <w:bottom w:val="single" w:sz="6" w:space="4" w:color="E3DDD4"/>
+        </w:pBdr>
+      </w:pPr>
+      <w:r>
+        <w:rPr>
+          <w:rFonts w:ascii="微软雅黑" w:hAnsi="微软雅黑" w:eastAsia="微软雅黑"/>
           <w:b/>
-          <w:sz w:val="30"/>
+          <w:i w:val="0"/>
+          <w:color w:val="C15A33"/>
+          <w:sz w:val="27"/>
         </w:rPr>
-        <w:t>一、项目基本情况</w:t>
+        <w:t xml:space="preserve">01  </w:t>
+      </w:r>
+      <w:r>
+        <w:rPr>
+          <w:rFonts w:ascii="微软雅黑" w:hAnsi="微软雅黑" w:eastAsia="微软雅黑"/>
+          <w:b/>
+          <w:i w:val="0"/>
+          <w:color w:val="2B2824"/>
+          <w:sz w:val="27"/>
+        </w:rPr>
+        <w:t>项目基本情况</w:t>
       </w:r>
     </w:p>
     <w:tbl>
       <w:tblPr>
-        <w:tblStyle w:val="TableGrid"/>
         <w:tblW w:type="auto" w:w="0"/>
         <w:jc w:val="center"/>
+        <w:tblLayout w:type="fixed"/>
         <w:tblLook w:firstColumn="1" w:firstRow="1" w:lastColumn="0" w:lastRow="0" w:noHBand="0" w:noVBand="1" w:val="04A0"/>
+        <w:tblBorders>
+          <w:top w:val="none" w:sz="0" w:space="0" w:color="auto"/>
+          <w:left w:val="none" w:sz="0" w:space="0" w:color="auto"/>
+          <w:bottom w:val="none" w:sz="0" w:space="0" w:color="auto"/>
+          <w:right w:val="none" w:sz="0" w:space="0" w:color="auto"/>
+          <w:insideH w:val="none" w:sz="0" w:space="0" w:color="auto"/>
+          <w:insideV w:val="none" w:sz="0" w:space="0" w:color="auto"/>
+        </w:tblBorders>
       </w:tblPr>
       <w:tblGrid>
-        <w:gridCol w:w="4422"/>
-        <w:gridCol w:w="4422"/>
+        <w:gridCol w:w="4706"/>
+        <w:gridCol w:w="4706"/>
       </w:tblGrid>
       <w:tr>
         <w:tc>
           <w:tcPr>
-            <w:tcW w:type="dxa" w:w="1984"/>
+            <w:tcW w:type="dxa" w:w="2041"/>
+            <w:shd w:val="clear" w:color="auto" w:fill="FBF3EC"/>
+            <w:tcMar>
+              <w:top w:w="100" w:type="dxa"/>
+              <w:bottom w:w="100" w:type="dxa"/>
+              <w:left w:w="180" w:type="dxa"/>
+              <w:right w:w="180" w:type="dxa"/>
+            </w:tcMar>
+            <w:vAlign w:val="center"/>
+            <w:tcBorders>
+              <w:bottom w:val="single" w:sz="4" w:space="0" w:color="E3DDD4"/>
+            </w:tcBorders>
           </w:tcPr>
           <w:p>
-            <w:r/>
+            <w:pPr>
+              <w:spacing w:line="312" w:lineRule="auto"/>
+            </w:pPr>
             <w:r>
               <w:rPr>
-                <w:rFonts w:ascii="黑体" w:hAnsi="黑体" w:eastAsia="黑体"/>
+                <w:rFonts w:ascii="微软雅黑" w:hAnsi="微软雅黑" w:eastAsia="微软雅黑"/>
                 <w:b/>
-                <w:sz w:val="24"/>
+                <w:i w:val="0"/>
+                <w:color w:val="8A8278"/>
+                <w:sz w:val="20"/>
               </w:rPr>
               <w:t>合同编号</w:t>
             </w:r>
@@ -87,15 +172,30 @@
         </w:tc>
         <w:tc>
           <w:tcPr>
-            <w:tcW w:type="dxa" w:w="4422"/>
+            <w:tcW w:type="dxa" w:w="7313"/>
+            <w:shd w:val="clear" w:color="auto" w:fill="FBF3EC"/>
+            <w:tcMar>
+              <w:top w:w="100" w:type="dxa"/>
+              <w:bottom w:w="100" w:type="dxa"/>
+              <w:left w:w="180" w:type="dxa"/>
+              <w:right w:w="180" w:type="dxa"/>
+            </w:tcMar>
+            <w:vAlign w:val="center"/>
+            <w:tcBorders>
+              <w:bottom w:val="single" w:sz="4" w:space="0" w:color="E3DDD4"/>
+            </w:tcBorders>
           </w:tcPr>
           <w:p>
-            <w:r/>
+            <w:pPr>
+              <w:spacing w:line="312" w:lineRule="auto"/>
+            </w:pPr>
             <w:r>
               <w:rPr>
-                <w:rFonts w:ascii="仿宋_GB2312" w:hAnsi="仿宋_GB2312" w:eastAsia="仿宋_GB2312"/>
+                <w:rFonts w:ascii="微软雅黑" w:hAnsi="微软雅黑" w:eastAsia="微软雅黑"/>
                 <w:b w:val="0"/>
-                <w:sz w:val="24"/>
+                <w:i w:val="0"/>
+                <w:color w:val="2B2824"/>
+                <w:sz w:val="21"/>
               </w:rPr>
               <w:t>QHCT(FW)2024-192号</w:t>
             </w:r>
@@ -105,33 +205,74 @@
       <w:tr>
         <w:tc>
           <w:tcPr>
-            <w:tcW w:type="dxa" w:w="1984"/>
+            <w:tcW w:type="dxa" w:w="2041"/>
+            <w:shd w:val="clear" w:color="auto" w:fill="FFFFFF"/>
+            <w:tcMar>
+              <w:top w:w="100" w:type="dxa"/>
+              <w:bottom w:w="100" w:type="dxa"/>
+              <w:left w:w="180" w:type="dxa"/>
+              <w:right w:w="180" w:type="dxa"/>
+            </w:tcMar>
+            <w:vAlign w:val="center"/>
+            <w:tcBorders>
+              <w:bottom w:val="single" w:sz="4" w:space="0" w:color="E3DDD4"/>
+            </w:tcBorders>
           </w:tcPr>
           <w:p>
-            <w:r/>
+            <w:pPr>
+              <w:spacing w:line="312" w:lineRule="auto"/>
+            </w:pPr>
             <w:r>
               <w:rPr>
-                <w:rFonts w:ascii="黑体" w:hAnsi="黑体" w:eastAsia="黑体"/>
+                <w:rFonts w:ascii="微软雅黑" w:hAnsi="微软雅黑" w:eastAsia="微软雅黑"/>
                 <w:b/>
-                <w:sz w:val="24"/>
+                <w:i w:val="0"/>
+                <w:color w:val="8A8278"/>
+                <w:sz w:val="20"/>
               </w:rPr>
-              <w:t>项目（合同）名称</w:t>
+              <w:t>项目名称</w:t>
             </w:r>
           </w:p>
         </w:tc>
         <w:tc>
           <w:tcPr>
-            <w:tcW w:type="dxa" w:w="4422"/>
+            <w:tcW w:type="dxa" w:w="7313"/>
+            <w:shd w:val="clear" w:color="auto" w:fill="FFFFFF"/>
+            <w:tcMar>
+              <w:top w:w="100" w:type="dxa"/>
+              <w:bottom w:w="100" w:type="dxa"/>
+              <w:left w:w="180" w:type="dxa"/>
+              <w:right w:w="180" w:type="dxa"/>
+            </w:tcMar>
+            <w:vAlign w:val="center"/>
+            <w:tcBorders>
+              <w:bottom w:val="single" w:sz="4" w:space="0" w:color="E3DDD4"/>
+            </w:tcBorders>
           </w:tcPr>
           <w:p>
-            <w:r/>
+            <w:pPr>
+              <w:spacing w:line="312" w:lineRule="auto"/>
+            </w:pPr>
             <w:r>
               <w:rPr>
-                <w:rFonts w:ascii="仿宋_GB2312" w:hAnsi="仿宋_GB2312" w:eastAsia="仿宋_GB2312"/>
+                <w:rFonts w:ascii="微软雅黑" w:hAnsi="微软雅黑" w:eastAsia="微软雅黑"/>
                 <w:b w:val="0"/>
-                <w:sz w:val="24"/>
+                <w:i w:val="0"/>
+                <w:color w:val="2B2824"/>
+                <w:sz w:val="21"/>
               </w:rPr>
-              <w:t>东升、东红、千秋、东平、南俸、上埇和机关等7所幼儿园室外配套附属设施建设工程</w:t>
+              <w:t>东升、东红、千秋、东平、南俸、上埇和机关等7所幼儿园</w:t>
+              <w:br/>
+            </w:r>
+            <w:r>
+              <w:rPr>
+                <w:rFonts w:ascii="微软雅黑" w:hAnsi="微软雅黑" w:eastAsia="微软雅黑"/>
+                <w:b w:val="0"/>
+                <w:i w:val="0"/>
+                <w:color w:val="2B2824"/>
+                <w:sz w:val="21"/>
+              </w:rPr>
+              <w:t>室外配套附属设施建设工程</w:t>
             </w:r>
           </w:p>
         </w:tc>
@@ -139,15 +280,30 @@
       <w:tr>
         <w:tc>
           <w:tcPr>
-            <w:tcW w:type="dxa" w:w="1984"/>
+            <w:tcW w:type="dxa" w:w="2041"/>
+            <w:shd w:val="clear" w:color="auto" w:fill="FBF3EC"/>
+            <w:tcMar>
+              <w:top w:w="100" w:type="dxa"/>
+              <w:bottom w:w="100" w:type="dxa"/>
+              <w:left w:w="180" w:type="dxa"/>
+              <w:right w:w="180" w:type="dxa"/>
+            </w:tcMar>
+            <w:vAlign w:val="center"/>
+            <w:tcBorders>
+              <w:bottom w:val="single" w:sz="4" w:space="0" w:color="E3DDD4"/>
+            </w:tcBorders>
           </w:tcPr>
           <w:p>
-            <w:r/>
+            <w:pPr>
+              <w:spacing w:line="312" w:lineRule="auto"/>
+            </w:pPr>
             <w:r>
               <w:rPr>
-                <w:rFonts w:ascii="黑体" w:hAnsi="黑体" w:eastAsia="黑体"/>
+                <w:rFonts w:ascii="微软雅黑" w:hAnsi="微软雅黑" w:eastAsia="微软雅黑"/>
                 <w:b/>
-                <w:sz w:val="24"/>
+                <w:i w:val="0"/>
+                <w:color w:val="8A8278"/>
+                <w:sz w:val="20"/>
               </w:rPr>
               <w:t>工程地点</w:t>
             </w:r>
@@ -155,15 +311,30 @@
         </w:tc>
         <w:tc>
           <w:tcPr>
-            <w:tcW w:type="dxa" w:w="4422"/>
+            <w:tcW w:type="dxa" w:w="7313"/>
+            <w:shd w:val="clear" w:color="auto" w:fill="FBF3EC"/>
+            <w:tcMar>
+              <w:top w:w="100" w:type="dxa"/>
+              <w:bottom w:w="100" w:type="dxa"/>
+              <w:left w:w="180" w:type="dxa"/>
+              <w:right w:w="180" w:type="dxa"/>
+            </w:tcMar>
+            <w:vAlign w:val="center"/>
+            <w:tcBorders>
+              <w:bottom w:val="single" w:sz="4" w:space="0" w:color="E3DDD4"/>
+            </w:tcBorders>
           </w:tcPr>
           <w:p>
-            <w:r/>
+            <w:pPr>
+              <w:spacing w:line="312" w:lineRule="auto"/>
+            </w:pPr>
             <w:r>
               <w:rPr>
-                <w:rFonts w:ascii="仿宋_GB2312" w:hAnsi="仿宋_GB2312" w:eastAsia="仿宋_GB2312"/>
+                <w:rFonts w:ascii="微软雅黑" w:hAnsi="微软雅黑" w:eastAsia="微软雅黑"/>
                 <w:b w:val="0"/>
-                <w:sz w:val="24"/>
+                <w:i w:val="0"/>
+                <w:color w:val="2B2824"/>
+                <w:sz w:val="21"/>
               </w:rPr>
               <w:t>琼海市嘉积镇、万泉镇、塔洋镇、大路镇、会山镇及石壁镇</w:t>
             </w:r>
@@ -173,15 +344,30 @@
       <w:tr>
         <w:tc>
           <w:tcPr>
-            <w:tcW w:type="dxa" w:w="1984"/>
+            <w:tcW w:type="dxa" w:w="2041"/>
+            <w:shd w:val="clear" w:color="auto" w:fill="FFFFFF"/>
+            <w:tcMar>
+              <w:top w:w="100" w:type="dxa"/>
+              <w:bottom w:w="100" w:type="dxa"/>
+              <w:left w:w="180" w:type="dxa"/>
+              <w:right w:w="180" w:type="dxa"/>
+            </w:tcMar>
+            <w:vAlign w:val="center"/>
+            <w:tcBorders>
+              <w:bottom w:val="single" w:sz="4" w:space="0" w:color="E3DDD4"/>
+            </w:tcBorders>
           </w:tcPr>
           <w:p>
-            <w:r/>
+            <w:pPr>
+              <w:spacing w:line="312" w:lineRule="auto"/>
+            </w:pPr>
             <w:r>
               <w:rPr>
-                <w:rFonts w:ascii="黑体" w:hAnsi="黑体" w:eastAsia="黑体"/>
+                <w:rFonts w:ascii="微软雅黑" w:hAnsi="微软雅黑" w:eastAsia="微软雅黑"/>
                 <w:b/>
-                <w:sz w:val="24"/>
+                <w:i w:val="0"/>
+                <w:color w:val="8A8278"/>
+                <w:sz w:val="20"/>
               </w:rPr>
               <w:t>资金来源</w:t>
             </w:r>
@@ -189,15 +375,30 @@
         </w:tc>
         <w:tc>
           <w:tcPr>
-            <w:tcW w:type="dxa" w:w="4422"/>
+            <w:tcW w:type="dxa" w:w="7313"/>
+            <w:shd w:val="clear" w:color="auto" w:fill="FFFFFF"/>
+            <w:tcMar>
+              <w:top w:w="100" w:type="dxa"/>
+              <w:bottom w:w="100" w:type="dxa"/>
+              <w:left w:w="180" w:type="dxa"/>
+              <w:right w:w="180" w:type="dxa"/>
+            </w:tcMar>
+            <w:vAlign w:val="center"/>
+            <w:tcBorders>
+              <w:bottom w:val="single" w:sz="4" w:space="0" w:color="E3DDD4"/>
+            </w:tcBorders>
           </w:tcPr>
           <w:p>
-            <w:r/>
+            <w:pPr>
+              <w:spacing w:line="312" w:lineRule="auto"/>
+            </w:pPr>
             <w:r>
               <w:rPr>
-                <w:rFonts w:ascii="仿宋_GB2312" w:hAnsi="仿宋_GB2312" w:eastAsia="仿宋_GB2312"/>
+                <w:rFonts w:ascii="微软雅黑" w:hAnsi="微软雅黑" w:eastAsia="微软雅黑"/>
                 <w:b w:val="0"/>
-                <w:sz w:val="24"/>
+                <w:i w:val="0"/>
+                <w:color w:val="2B2824"/>
+                <w:sz w:val="21"/>
               </w:rPr>
               <w:t>市级财政资金</w:t>
             </w:r>
@@ -207,15 +408,30 @@
       <w:tr>
         <w:tc>
           <w:tcPr>
-            <w:tcW w:type="dxa" w:w="1984"/>
+            <w:tcW w:type="dxa" w:w="2041"/>
+            <w:shd w:val="clear" w:color="auto" w:fill="FBF3EC"/>
+            <w:tcMar>
+              <w:top w:w="100" w:type="dxa"/>
+              <w:bottom w:w="100" w:type="dxa"/>
+              <w:left w:w="180" w:type="dxa"/>
+              <w:right w:w="180" w:type="dxa"/>
+            </w:tcMar>
+            <w:vAlign w:val="center"/>
+            <w:tcBorders>
+              <w:bottom w:val="single" w:sz="4" w:space="0" w:color="E3DDD4"/>
+            </w:tcBorders>
           </w:tcPr>
           <w:p>
-            <w:r/>
+            <w:pPr>
+              <w:spacing w:line="312" w:lineRule="auto"/>
+            </w:pPr>
             <w:r>
               <w:rPr>
-                <w:rFonts w:ascii="黑体" w:hAnsi="黑体" w:eastAsia="黑体"/>
+                <w:rFonts w:ascii="微软雅黑" w:hAnsi="微软雅黑" w:eastAsia="微软雅黑"/>
                 <w:b/>
-                <w:sz w:val="24"/>
+                <w:i w:val="0"/>
+                <w:color w:val="8A8278"/>
+                <w:sz w:val="20"/>
               </w:rPr>
               <w:t>计划工期</w:t>
             </w:r>
@@ -223,15 +439,30 @@
         </w:tc>
         <w:tc>
           <w:tcPr>
-            <w:tcW w:type="dxa" w:w="4422"/>
+            <w:tcW w:type="dxa" w:w="7313"/>
+            <w:shd w:val="clear" w:color="auto" w:fill="FBF3EC"/>
+            <w:tcMar>
+              <w:top w:w="100" w:type="dxa"/>
+              <w:bottom w:w="100" w:type="dxa"/>
+              <w:left w:w="180" w:type="dxa"/>
+              <w:right w:w="180" w:type="dxa"/>
+            </w:tcMar>
+            <w:vAlign w:val="center"/>
+            <w:tcBorders>
+              <w:bottom w:val="single" w:sz="4" w:space="0" w:color="E3DDD4"/>
+            </w:tcBorders>
           </w:tcPr>
           <w:p>
-            <w:r/>
+            <w:pPr>
+              <w:spacing w:line="312" w:lineRule="auto"/>
+            </w:pPr>
             <w:r>
               <w:rPr>
-                <w:rFonts w:ascii="仿宋_GB2312" w:hAnsi="仿宋_GB2312" w:eastAsia="仿宋_GB2312"/>
+                <w:rFonts w:ascii="微软雅黑" w:hAnsi="微软雅黑" w:eastAsia="微软雅黑"/>
                 <w:b w:val="0"/>
-                <w:sz w:val="24"/>
+                <w:i w:val="0"/>
+                <w:color w:val="2B2824"/>
+                <w:sz w:val="21"/>
               </w:rPr>
               <w:t>180个日历天</w:t>
             </w:r>
@@ -241,15 +472,30 @@
       <w:tr>
         <w:tc>
           <w:tcPr>
-            <w:tcW w:type="dxa" w:w="1984"/>
+            <w:tcW w:type="dxa" w:w="2041"/>
+            <w:shd w:val="clear" w:color="auto" w:fill="FFFFFF"/>
+            <w:tcMar>
+              <w:top w:w="100" w:type="dxa"/>
+              <w:bottom w:w="100" w:type="dxa"/>
+              <w:left w:w="180" w:type="dxa"/>
+              <w:right w:w="180" w:type="dxa"/>
+            </w:tcMar>
+            <w:vAlign w:val="center"/>
+            <w:tcBorders>
+              <w:bottom w:val="single" w:sz="4" w:space="0" w:color="E3DDD4"/>
+            </w:tcBorders>
           </w:tcPr>
           <w:p>
-            <w:r/>
+            <w:pPr>
+              <w:spacing w:line="312" w:lineRule="auto"/>
+            </w:pPr>
             <w:r>
               <w:rPr>
-                <w:rFonts w:ascii="黑体" w:hAnsi="黑体" w:eastAsia="黑体"/>
+                <w:rFonts w:ascii="微软雅黑" w:hAnsi="微软雅黑" w:eastAsia="微软雅黑"/>
                 <w:b/>
-                <w:sz w:val="24"/>
+                <w:i w:val="0"/>
+                <w:color w:val="8A8278"/>
+                <w:sz w:val="20"/>
               </w:rPr>
               <w:t>签订地点</w:t>
             </w:r>
@@ -257,15 +503,30 @@
         </w:tc>
         <w:tc>
           <w:tcPr>
-            <w:tcW w:type="dxa" w:w="4422"/>
+            <w:tcW w:type="dxa" w:w="7313"/>
+            <w:shd w:val="clear" w:color="auto" w:fill="FFFFFF"/>
+            <w:tcMar>
+              <w:top w:w="100" w:type="dxa"/>
+              <w:bottom w:w="100" w:type="dxa"/>
+              <w:left w:w="180" w:type="dxa"/>
+              <w:right w:w="180" w:type="dxa"/>
+            </w:tcMar>
+            <w:vAlign w:val="center"/>
+            <w:tcBorders>
+              <w:bottom w:val="single" w:sz="4" w:space="0" w:color="E3DDD4"/>
+            </w:tcBorders>
           </w:tcPr>
           <w:p>
-            <w:r/>
+            <w:pPr>
+              <w:spacing w:line="312" w:lineRule="auto"/>
+            </w:pPr>
             <w:r>
               <w:rPr>
-                <w:rFonts w:ascii="仿宋_GB2312" w:hAnsi="仿宋_GB2312" w:eastAsia="仿宋_GB2312"/>
+                <w:rFonts w:ascii="微软雅黑" w:hAnsi="微软雅黑" w:eastAsia="微软雅黑"/>
                 <w:b w:val="0"/>
-                <w:sz w:val="24"/>
+                <w:i w:val="0"/>
+                <w:color w:val="2B2824"/>
+                <w:sz w:val="21"/>
               </w:rPr>
               <w:t>海南省琼海市</w:t>
             </w:r>
@@ -273,43 +534,91 @@
         </w:tc>
       </w:tr>
     </w:tbl>
-    <w:p/>
     <w:p>
       <w:pPr>
-        <w:spacing w:before="240" w:after="120"/>
+        <w:spacing w:after="0" w:before="0"/>
       </w:pPr>
       <w:r>
         <w:rPr>
-          <w:rFonts w:ascii="黑体" w:hAnsi="黑体" w:eastAsia="黑体"/>
+          <w:sz w:val="9"/>
+        </w:rPr>
+      </w:r>
+    </w:p>
+    <w:p>
+      <w:pPr>
+        <w:keepNext/>
+        <w:spacing w:before="360" w:after="160"/>
+        <w:pBdr>
+          <w:bottom w:val="single" w:sz="6" w:space="4" w:color="E3DDD4"/>
+        </w:pBdr>
+      </w:pPr>
+      <w:r>
+        <w:rPr>
+          <w:rFonts w:ascii="微软雅黑" w:hAnsi="微软雅黑" w:eastAsia="微软雅黑"/>
           <w:b/>
-          <w:sz w:val="30"/>
+          <w:i w:val="0"/>
+          <w:color w:val="C15A33"/>
+          <w:sz w:val="27"/>
         </w:rPr>
-        <w:t>二、合同双方</w:t>
+        <w:t xml:space="preserve">02  </w:t>
+      </w:r>
+      <w:r>
+        <w:rPr>
+          <w:rFonts w:ascii="微软雅黑" w:hAnsi="微软雅黑" w:eastAsia="微软雅黑"/>
+          <w:b/>
+          <w:i w:val="0"/>
+          <w:color w:val="2B2824"/>
+          <w:sz w:val="27"/>
+        </w:rPr>
+        <w:t>合同双方</w:t>
       </w:r>
     </w:p>
     <w:tbl>
       <w:tblPr>
-        <w:tblStyle w:val="TableGrid"/>
         <w:tblW w:type="auto" w:w="0"/>
         <w:jc w:val="center"/>
+        <w:tblLayout w:type="fixed"/>
         <w:tblLook w:firstColumn="1" w:firstRow="1" w:lastColumn="0" w:lastRow="0" w:noHBand="0" w:noVBand="1" w:val="04A0"/>
+        <w:tblBorders>
+          <w:top w:val="none" w:sz="0" w:space="0" w:color="auto"/>
+          <w:left w:val="none" w:sz="0" w:space="0" w:color="auto"/>
+          <w:bottom w:val="none" w:sz="0" w:space="0" w:color="auto"/>
+          <w:right w:val="none" w:sz="0" w:space="0" w:color="auto"/>
+          <w:insideH w:val="none" w:sz="0" w:space="0" w:color="auto"/>
+          <w:insideV w:val="none" w:sz="0" w:space="0" w:color="auto"/>
+        </w:tblBorders>
       </w:tblPr>
       <w:tblGrid>
-        <w:gridCol w:w="4422"/>
-        <w:gridCol w:w="4422"/>
+        <w:gridCol w:w="4706"/>
+        <w:gridCol w:w="4706"/>
       </w:tblGrid>
       <w:tr>
         <w:tc>
           <w:tcPr>
-            <w:tcW w:type="dxa" w:w="1984"/>
+            <w:tcW w:type="dxa" w:w="2041"/>
+            <w:shd w:val="clear" w:color="auto" w:fill="FBF3EC"/>
+            <w:tcMar>
+              <w:top w:w="100" w:type="dxa"/>
+              <w:bottom w:w="100" w:type="dxa"/>
+              <w:left w:w="180" w:type="dxa"/>
+              <w:right w:w="180" w:type="dxa"/>
+            </w:tcMar>
+            <w:vAlign w:val="center"/>
+            <w:tcBorders>
+              <w:bottom w:val="single" w:sz="4" w:space="0" w:color="E3DDD4"/>
+            </w:tcBorders>
           </w:tcPr>
           <w:p>
-            <w:r/>
+            <w:pPr>
+              <w:spacing w:line="312" w:lineRule="auto"/>
+            </w:pPr>
             <w:r>
               <w:rPr>
-                <w:rFonts w:ascii="黑体" w:hAnsi="黑体" w:eastAsia="黑体"/>
+                <w:rFonts w:ascii="微软雅黑" w:hAnsi="微软雅黑" w:eastAsia="微软雅黑"/>
                 <w:b/>
-                <w:sz w:val="24"/>
+                <w:i w:val="0"/>
+                <w:color w:val="8A8278"/>
+                <w:sz w:val="20"/>
               </w:rPr>
               <w:t>发包人（业主）</w:t>
             </w:r>
@@ -317,15 +626,30 @@
         </w:tc>
         <w:tc>
           <w:tcPr>
-            <w:tcW w:type="dxa" w:w="4422"/>
+            <w:tcW w:type="dxa" w:w="7313"/>
+            <w:shd w:val="clear" w:color="auto" w:fill="FBF3EC"/>
+            <w:tcMar>
+              <w:top w:w="100" w:type="dxa"/>
+              <w:bottom w:w="100" w:type="dxa"/>
+              <w:left w:w="180" w:type="dxa"/>
+              <w:right w:w="180" w:type="dxa"/>
+            </w:tcMar>
+            <w:vAlign w:val="center"/>
+            <w:tcBorders>
+              <w:bottom w:val="single" w:sz="4" w:space="0" w:color="E3DDD4"/>
+            </w:tcBorders>
           </w:tcPr>
           <w:p>
-            <w:r/>
+            <w:pPr>
+              <w:spacing w:line="312" w:lineRule="auto"/>
+            </w:pPr>
             <w:r>
               <w:rPr>
-                <w:rFonts w:ascii="仿宋_GB2312" w:hAnsi="仿宋_GB2312" w:eastAsia="仿宋_GB2312"/>
+                <w:rFonts w:ascii="微软雅黑" w:hAnsi="微软雅黑" w:eastAsia="微软雅黑"/>
                 <w:b w:val="0"/>
-                <w:sz w:val="24"/>
+                <w:i w:val="0"/>
+                <w:color w:val="2B2824"/>
+                <w:sz w:val="21"/>
               </w:rPr>
               <w:t>琼海市城市投资运营有限公司</w:t>
             </w:r>
@@ -335,15 +659,30 @@
       <w:tr>
         <w:tc>
           <w:tcPr>
-            <w:tcW w:type="dxa" w:w="1984"/>
+            <w:tcW w:type="dxa" w:w="2041"/>
+            <w:shd w:val="clear" w:color="auto" w:fill="FFFFFF"/>
+            <w:tcMar>
+              <w:top w:w="100" w:type="dxa"/>
+              <w:bottom w:w="100" w:type="dxa"/>
+              <w:left w:w="180" w:type="dxa"/>
+              <w:right w:w="180" w:type="dxa"/>
+            </w:tcMar>
+            <w:vAlign w:val="center"/>
+            <w:tcBorders>
+              <w:bottom w:val="single" w:sz="4" w:space="0" w:color="E3DDD4"/>
+            </w:tcBorders>
           </w:tcPr>
           <w:p>
-            <w:r/>
+            <w:pPr>
+              <w:spacing w:line="312" w:lineRule="auto"/>
+            </w:pPr>
             <w:r>
               <w:rPr>
-                <w:rFonts w:ascii="黑体" w:hAnsi="黑体" w:eastAsia="黑体"/>
+                <w:rFonts w:ascii="微软雅黑" w:hAnsi="微软雅黑" w:eastAsia="微软雅黑"/>
                 <w:b/>
-                <w:sz w:val="24"/>
+                <w:i w:val="0"/>
+                <w:color w:val="8A8278"/>
+                <w:sz w:val="20"/>
               </w:rPr>
               <w:t>发包人地址</w:t>
             </w:r>
@@ -351,15 +690,30 @@
         </w:tc>
         <w:tc>
           <w:tcPr>
-            <w:tcW w:type="dxa" w:w="4422"/>
+            <w:tcW w:type="dxa" w:w="7313"/>
+            <w:shd w:val="clear" w:color="auto" w:fill="FFFFFF"/>
+            <w:tcMar>
+              <w:top w:w="100" w:type="dxa"/>
+              <w:bottom w:w="100" w:type="dxa"/>
+              <w:left w:w="180" w:type="dxa"/>
+              <w:right w:w="180" w:type="dxa"/>
+            </w:tcMar>
+            <w:vAlign w:val="center"/>
+            <w:tcBorders>
+              <w:bottom w:val="single" w:sz="4" w:space="0" w:color="E3DDD4"/>
+            </w:tcBorders>
           </w:tcPr>
           <w:p>
-            <w:r/>
+            <w:pPr>
+              <w:spacing w:line="312" w:lineRule="auto"/>
+            </w:pPr>
             <w:r>
               <w:rPr>
-                <w:rFonts w:ascii="仿宋_GB2312" w:hAnsi="仿宋_GB2312" w:eastAsia="仿宋_GB2312"/>
+                <w:rFonts w:ascii="微软雅黑" w:hAnsi="微软雅黑" w:eastAsia="微软雅黑"/>
                 <w:b w:val="0"/>
-                <w:sz w:val="24"/>
+                <w:i w:val="0"/>
+                <w:color w:val="2B2824"/>
+                <w:sz w:val="21"/>
               </w:rPr>
               <w:t>琼海市嘉积镇爱华东路19号</w:t>
             </w:r>
@@ -369,15 +723,30 @@
       <w:tr>
         <w:tc>
           <w:tcPr>
-            <w:tcW w:type="dxa" w:w="1984"/>
+            <w:tcW w:type="dxa" w:w="2041"/>
+            <w:shd w:val="clear" w:color="auto" w:fill="FBF3EC"/>
+            <w:tcMar>
+              <w:top w:w="100" w:type="dxa"/>
+              <w:bottom w:w="100" w:type="dxa"/>
+              <w:left w:w="180" w:type="dxa"/>
+              <w:right w:w="180" w:type="dxa"/>
+            </w:tcMar>
+            <w:vAlign w:val="center"/>
+            <w:tcBorders>
+              <w:bottom w:val="single" w:sz="4" w:space="0" w:color="E3DDD4"/>
+            </w:tcBorders>
           </w:tcPr>
           <w:p>
-            <w:r/>
+            <w:pPr>
+              <w:spacing w:line="312" w:lineRule="auto"/>
+            </w:pPr>
             <w:r>
               <w:rPr>
-                <w:rFonts w:ascii="黑体" w:hAnsi="黑体" w:eastAsia="黑体"/>
+                <w:rFonts w:ascii="微软雅黑" w:hAnsi="微软雅黑" w:eastAsia="微软雅黑"/>
                 <w:b/>
-                <w:sz w:val="24"/>
+                <w:i w:val="0"/>
+                <w:color w:val="8A8278"/>
+                <w:sz w:val="20"/>
               </w:rPr>
               <w:t>发包人信用代码</w:t>
             </w:r>
@@ -385,15 +754,30 @@
         </w:tc>
         <w:tc>
           <w:tcPr>
-            <w:tcW w:type="dxa" w:w="4422"/>
+            <w:tcW w:type="dxa" w:w="7313"/>
+            <w:shd w:val="clear" w:color="auto" w:fill="FBF3EC"/>
+            <w:tcMar>
+              <w:top w:w="100" w:type="dxa"/>
+              <w:bottom w:w="100" w:type="dxa"/>
+              <w:left w:w="180" w:type="dxa"/>
+              <w:right w:w="180" w:type="dxa"/>
+            </w:tcMar>
+            <w:vAlign w:val="center"/>
+            <w:tcBorders>
+              <w:bottom w:val="single" w:sz="4" w:space="0" w:color="E3DDD4"/>
+            </w:tcBorders>
           </w:tcPr>
           <w:p>
-            <w:r/>
+            <w:pPr>
+              <w:spacing w:line="312" w:lineRule="auto"/>
+            </w:pPr>
             <w:r>
               <w:rPr>
-                <w:rFonts w:ascii="仿宋_GB2312" w:hAnsi="仿宋_GB2312" w:eastAsia="仿宋_GB2312"/>
+                <w:rFonts w:ascii="微软雅黑" w:hAnsi="微软雅黑" w:eastAsia="微软雅黑"/>
                 <w:b w:val="0"/>
-                <w:sz w:val="24"/>
+                <w:i w:val="0"/>
+                <w:color w:val="2B2824"/>
+                <w:sz w:val="21"/>
               </w:rPr>
               <w:t>91469002747790848Q</w:t>
             </w:r>
@@ -403,15 +787,30 @@
       <w:tr>
         <w:tc>
           <w:tcPr>
-            <w:tcW w:type="dxa" w:w="1984"/>
+            <w:tcW w:type="dxa" w:w="2041"/>
+            <w:shd w:val="clear" w:color="auto" w:fill="FFFFFF"/>
+            <w:tcMar>
+              <w:top w:w="100" w:type="dxa"/>
+              <w:bottom w:w="100" w:type="dxa"/>
+              <w:left w:w="180" w:type="dxa"/>
+              <w:right w:w="180" w:type="dxa"/>
+            </w:tcMar>
+            <w:vAlign w:val="center"/>
+            <w:tcBorders>
+              <w:bottom w:val="single" w:sz="4" w:space="0" w:color="E3DDD4"/>
+            </w:tcBorders>
           </w:tcPr>
           <w:p>
-            <w:r/>
+            <w:pPr>
+              <w:spacing w:line="312" w:lineRule="auto"/>
+            </w:pPr>
             <w:r>
               <w:rPr>
-                <w:rFonts w:ascii="黑体" w:hAnsi="黑体" w:eastAsia="黑体"/>
+                <w:rFonts w:ascii="微软雅黑" w:hAnsi="微软雅黑" w:eastAsia="微软雅黑"/>
                 <w:b/>
-                <w:sz w:val="24"/>
+                <w:i w:val="0"/>
+                <w:color w:val="8A8278"/>
+                <w:sz w:val="20"/>
               </w:rPr>
               <w:t>承包人（施工单位）</w:t>
             </w:r>
@@ -419,15 +818,30 @@
         </w:tc>
         <w:tc>
           <w:tcPr>
-            <w:tcW w:type="dxa" w:w="4422"/>
+            <w:tcW w:type="dxa" w:w="7313"/>
+            <w:shd w:val="clear" w:color="auto" w:fill="FFFFFF"/>
+            <w:tcMar>
+              <w:top w:w="100" w:type="dxa"/>
+              <w:bottom w:w="100" w:type="dxa"/>
+              <w:left w:w="180" w:type="dxa"/>
+              <w:right w:w="180" w:type="dxa"/>
+            </w:tcMar>
+            <w:vAlign w:val="center"/>
+            <w:tcBorders>
+              <w:bottom w:val="single" w:sz="4" w:space="0" w:color="E3DDD4"/>
+            </w:tcBorders>
           </w:tcPr>
           <w:p>
-            <w:r/>
+            <w:pPr>
+              <w:spacing w:line="312" w:lineRule="auto"/>
+            </w:pPr>
             <w:r>
               <w:rPr>
-                <w:rFonts w:ascii="仿宋_GB2312" w:hAnsi="仿宋_GB2312" w:eastAsia="仿宋_GB2312"/>
+                <w:rFonts w:ascii="微软雅黑" w:hAnsi="微软雅黑" w:eastAsia="微软雅黑"/>
                 <w:b w:val="0"/>
-                <w:sz w:val="24"/>
+                <w:i w:val="0"/>
+                <w:color w:val="2B2824"/>
+                <w:sz w:val="21"/>
               </w:rPr>
               <w:t>陕西宏基源建设有限公司</w:t>
             </w:r>
@@ -437,15 +851,30 @@
       <w:tr>
         <w:tc>
           <w:tcPr>
-            <w:tcW w:type="dxa" w:w="1984"/>
+            <w:tcW w:type="dxa" w:w="2041"/>
+            <w:shd w:val="clear" w:color="auto" w:fill="FBF3EC"/>
+            <w:tcMar>
+              <w:top w:w="100" w:type="dxa"/>
+              <w:bottom w:w="100" w:type="dxa"/>
+              <w:left w:w="180" w:type="dxa"/>
+              <w:right w:w="180" w:type="dxa"/>
+            </w:tcMar>
+            <w:vAlign w:val="center"/>
+            <w:tcBorders>
+              <w:bottom w:val="single" w:sz="4" w:space="0" w:color="E3DDD4"/>
+            </w:tcBorders>
           </w:tcPr>
           <w:p>
-            <w:r/>
+            <w:pPr>
+              <w:spacing w:line="312" w:lineRule="auto"/>
+            </w:pPr>
             <w:r>
               <w:rPr>
-                <w:rFonts w:ascii="黑体" w:hAnsi="黑体" w:eastAsia="黑体"/>
+                <w:rFonts w:ascii="微软雅黑" w:hAnsi="微软雅黑" w:eastAsia="微软雅黑"/>
                 <w:b/>
-                <w:sz w:val="24"/>
+                <w:i w:val="0"/>
+                <w:color w:val="8A8278"/>
+                <w:sz w:val="20"/>
               </w:rPr>
               <w:t>承包人地址</w:t>
             </w:r>
@@ -453,15 +882,30 @@
         </w:tc>
         <w:tc>
           <w:tcPr>
-            <w:tcW w:type="dxa" w:w="4422"/>
+            <w:tcW w:type="dxa" w:w="7313"/>
+            <w:shd w:val="clear" w:color="auto" w:fill="FBF3EC"/>
+            <w:tcMar>
+              <w:top w:w="100" w:type="dxa"/>
+              <w:bottom w:w="100" w:type="dxa"/>
+              <w:left w:w="180" w:type="dxa"/>
+              <w:right w:w="180" w:type="dxa"/>
+            </w:tcMar>
+            <w:vAlign w:val="center"/>
+            <w:tcBorders>
+              <w:bottom w:val="single" w:sz="4" w:space="0" w:color="E3DDD4"/>
+            </w:tcBorders>
           </w:tcPr>
           <w:p>
-            <w:r/>
+            <w:pPr>
+              <w:spacing w:line="312" w:lineRule="auto"/>
+            </w:pPr>
             <w:r>
               <w:rPr>
-                <w:rFonts w:ascii="仿宋_GB2312" w:hAnsi="仿宋_GB2312" w:eastAsia="仿宋_GB2312"/>
+                <w:rFonts w:ascii="微软雅黑" w:hAnsi="微软雅黑" w:eastAsia="微软雅黑"/>
                 <w:b w:val="0"/>
-                <w:sz w:val="24"/>
+                <w:i w:val="0"/>
+                <w:color w:val="2B2824"/>
+                <w:sz w:val="21"/>
               </w:rPr>
               <w:t>西安市文艺北路5号敬业大厦1302室—1307室</w:t>
             </w:r>
@@ -471,15 +915,30 @@
       <w:tr>
         <w:tc>
           <w:tcPr>
-            <w:tcW w:type="dxa" w:w="1984"/>
+            <w:tcW w:type="dxa" w:w="2041"/>
+            <w:shd w:val="clear" w:color="auto" w:fill="FFFFFF"/>
+            <w:tcMar>
+              <w:top w:w="100" w:type="dxa"/>
+              <w:bottom w:w="100" w:type="dxa"/>
+              <w:left w:w="180" w:type="dxa"/>
+              <w:right w:w="180" w:type="dxa"/>
+            </w:tcMar>
+            <w:vAlign w:val="center"/>
+            <w:tcBorders>
+              <w:bottom w:val="single" w:sz="4" w:space="0" w:color="E3DDD4"/>
+            </w:tcBorders>
           </w:tcPr>
           <w:p>
-            <w:r/>
+            <w:pPr>
+              <w:spacing w:line="312" w:lineRule="auto"/>
+            </w:pPr>
             <w:r>
               <w:rPr>
-                <w:rFonts w:ascii="黑体" w:hAnsi="黑体" w:eastAsia="黑体"/>
+                <w:rFonts w:ascii="微软雅黑" w:hAnsi="微软雅黑" w:eastAsia="微软雅黑"/>
                 <w:b/>
-                <w:sz w:val="24"/>
+                <w:i w:val="0"/>
+                <w:color w:val="8A8278"/>
+                <w:sz w:val="20"/>
               </w:rPr>
               <w:t>承包人信用代码</w:t>
             </w:r>
@@ -487,15 +946,30 @@
         </w:tc>
         <w:tc>
           <w:tcPr>
-            <w:tcW w:type="dxa" w:w="4422"/>
+            <w:tcW w:type="dxa" w:w="7313"/>
+            <w:shd w:val="clear" w:color="auto" w:fill="FFFFFF"/>
+            <w:tcMar>
+              <w:top w:w="100" w:type="dxa"/>
+              <w:bottom w:w="100" w:type="dxa"/>
+              <w:left w:w="180" w:type="dxa"/>
+              <w:right w:w="180" w:type="dxa"/>
+            </w:tcMar>
+            <w:vAlign w:val="center"/>
+            <w:tcBorders>
+              <w:bottom w:val="single" w:sz="4" w:space="0" w:color="E3DDD4"/>
+            </w:tcBorders>
           </w:tcPr>
           <w:p>
-            <w:r/>
+            <w:pPr>
+              <w:spacing w:line="312" w:lineRule="auto"/>
+            </w:pPr>
             <w:r>
               <w:rPr>
-                <w:rFonts w:ascii="仿宋_GB2312" w:hAnsi="仿宋_GB2312" w:eastAsia="仿宋_GB2312"/>
+                <w:rFonts w:ascii="微软雅黑" w:hAnsi="微软雅黑" w:eastAsia="微软雅黑"/>
                 <w:b w:val="0"/>
-                <w:sz w:val="24"/>
+                <w:i w:val="0"/>
+                <w:color w:val="2B2824"/>
+                <w:sz w:val="21"/>
               </w:rPr>
               <w:t>91610000741282199A</w:t>
             </w:r>
@@ -505,31 +979,61 @@
       <w:tr>
         <w:tc>
           <w:tcPr>
-            <w:tcW w:type="dxa" w:w="1984"/>
+            <w:tcW w:type="dxa" w:w="2041"/>
+            <w:shd w:val="clear" w:color="auto" w:fill="FBF3EC"/>
+            <w:tcMar>
+              <w:top w:w="100" w:type="dxa"/>
+              <w:bottom w:w="100" w:type="dxa"/>
+              <w:left w:w="180" w:type="dxa"/>
+              <w:right w:w="180" w:type="dxa"/>
+            </w:tcMar>
+            <w:vAlign w:val="center"/>
+            <w:tcBorders>
+              <w:bottom w:val="single" w:sz="4" w:space="0" w:color="E3DDD4"/>
+            </w:tcBorders>
           </w:tcPr>
           <w:p>
-            <w:r/>
+            <w:pPr>
+              <w:spacing w:line="312" w:lineRule="auto"/>
+            </w:pPr>
             <w:r>
               <w:rPr>
-                <w:rFonts w:ascii="黑体" w:hAnsi="黑体" w:eastAsia="黑体"/>
+                <w:rFonts w:ascii="微软雅黑" w:hAnsi="微软雅黑" w:eastAsia="微软雅黑"/>
                 <w:b/>
-                <w:sz w:val="24"/>
+                <w:i w:val="0"/>
+                <w:color w:val="8A8278"/>
+                <w:sz w:val="20"/>
               </w:rPr>
-              <w:t>承包人项目经理</w:t>
+              <w:t>项目经理</w:t>
             </w:r>
           </w:p>
         </w:tc>
         <w:tc>
           <w:tcPr>
-            <w:tcW w:type="dxa" w:w="4422"/>
+            <w:tcW w:type="dxa" w:w="7313"/>
+            <w:shd w:val="clear" w:color="auto" w:fill="FBF3EC"/>
+            <w:tcMar>
+              <w:top w:w="100" w:type="dxa"/>
+              <w:bottom w:w="100" w:type="dxa"/>
+              <w:left w:w="180" w:type="dxa"/>
+              <w:right w:w="180" w:type="dxa"/>
+            </w:tcMar>
+            <w:vAlign w:val="center"/>
+            <w:tcBorders>
+              <w:bottom w:val="single" w:sz="4" w:space="0" w:color="E3DDD4"/>
+            </w:tcBorders>
           </w:tcPr>
           <w:p>
-            <w:r/>
+            <w:pPr>
+              <w:spacing w:line="312" w:lineRule="auto"/>
+            </w:pPr>
             <w:r>
               <w:rPr>
-                <w:rFonts w:ascii="仿宋_GB2312" w:hAnsi="仿宋_GB2312" w:eastAsia="仿宋_GB2312"/>
+                <w:rFonts w:ascii="微软雅黑" w:hAnsi="微软雅黑" w:eastAsia="微软雅黑"/>
                 <w:b w:val="0"/>
-                <w:sz w:val="24"/>
+                <w:i w:val="0"/>
+                <w:color w:val="2B2824"/>
+                <w:sz w:val="21"/>
               </w:rPr>
               <w:t>樊俊飞（注册证号：陕1612022202302782）</w:t>
             </w:r>
@@ -537,145 +1041,192 @@
         </w:tc>
       </w:tr>
     </w:tbl>
-    <w:p/>
     <w:p>
       <w:pPr>
-        <w:spacing w:before="240" w:after="120"/>
+        <w:spacing w:after="0" w:before="0"/>
       </w:pPr>
       <w:r>
         <w:rPr>
-          <w:rFonts w:ascii="黑体" w:hAnsi="黑体" w:eastAsia="黑体"/>
+          <w:sz w:val="9"/>
+        </w:rPr>
+      </w:r>
+    </w:p>
+    <w:p>
+      <w:pPr>
+        <w:keepNext/>
+        <w:spacing w:before="360" w:after="160"/>
+        <w:pBdr>
+          <w:bottom w:val="single" w:sz="6" w:space="4" w:color="E3DDD4"/>
+        </w:pBdr>
+      </w:pPr>
+      <w:r>
+        <w:rPr>
+          <w:rFonts w:ascii="微软雅黑" w:hAnsi="微软雅黑" w:eastAsia="微软雅黑"/>
           <w:b/>
-          <w:sz w:val="30"/>
+          <w:i w:val="0"/>
+          <w:color w:val="C15A33"/>
+          <w:sz w:val="27"/>
         </w:rPr>
-        <w:t>三、合同价格</w:t>
+        <w:t xml:space="preserve">03  </w:t>
+      </w:r>
+      <w:r>
+        <w:rPr>
+          <w:rFonts w:ascii="微软雅黑" w:hAnsi="微软雅黑" w:eastAsia="微软雅黑"/>
+          <w:b/>
+          <w:i w:val="0"/>
+          <w:color w:val="2B2824"/>
+          <w:sz w:val="27"/>
+        </w:rPr>
+        <w:t>合同价格</w:t>
       </w:r>
     </w:p>
     <w:tbl>
       <w:tblPr>
-        <w:tblStyle w:val="TableGrid"/>
         <w:tblW w:type="auto" w:w="0"/>
-        <w:jc w:val="center"/>
         <w:tblLook w:firstColumn="1" w:firstRow="1" w:lastColumn="0" w:lastRow="0" w:noHBand="0" w:noVBand="1" w:val="04A0"/>
+        <w:tblBorders>
+          <w:top w:val="none" w:sz="0" w:space="0" w:color="auto"/>
+          <w:left w:val="none" w:sz="0" w:space="0" w:color="auto"/>
+          <w:bottom w:val="none" w:sz="0" w:space="0" w:color="auto"/>
+          <w:right w:val="none" w:sz="0" w:space="0" w:color="auto"/>
+          <w:insideH w:val="none" w:sz="0" w:space="0" w:color="auto"/>
+          <w:insideV w:val="none" w:sz="0" w:space="0" w:color="auto"/>
+        </w:tblBorders>
       </w:tblPr>
       <w:tblGrid>
-        <w:gridCol w:w="4422"/>
-        <w:gridCol w:w="4422"/>
+        <w:gridCol w:w="9412"/>
       </w:tblGrid>
       <w:tr>
         <w:tc>
           <w:tcPr>
-            <w:tcW w:type="dxa" w:w="1984"/>
+            <w:tcW w:type="dxa" w:w="9412"/>
+            <w:shd w:val="clear" w:color="auto" w:fill="C15A33"/>
+            <w:tcMar>
+              <w:top w:w="260" w:type="dxa"/>
+              <w:bottom w:w="260" w:type="dxa"/>
+              <w:left w:w="320" w:type="dxa"/>
+              <w:right w:w="320" w:type="dxa"/>
+            </w:tcMar>
           </w:tcPr>
           <w:p>
-            <w:r/>
+            <w:pPr>
+              <w:spacing w:after="80"/>
+            </w:pPr>
             <w:r>
               <w:rPr>
-                <w:rFonts w:ascii="黑体" w:hAnsi="黑体" w:eastAsia="黑体"/>
+                <w:rFonts w:ascii="微软雅黑" w:hAnsi="微软雅黑" w:eastAsia="微软雅黑"/>
                 <w:b/>
-                <w:sz w:val="24"/>
+                <w:i w:val="0"/>
+                <w:color w:val="FFF3EA"/>
+                <w:sz w:val="21"/>
               </w:rPr>
-              <w:t>签约合同价（含税）</w:t>
+              <w:t>签约合同价（含增值税）</w:t>
             </w:r>
           </w:p>
-        </w:tc>
-        <w:tc>
-          <w:tcPr>
-            <w:tcW w:type="dxa" w:w="4422"/>
-          </w:tcPr>
           <w:p>
-            <w:r/>
+            <w:pPr>
+              <w:spacing w:after="120"/>
+            </w:pPr>
             <w:r>
               <w:rPr>
-                <w:rFonts w:ascii="仿宋_GB2312" w:hAnsi="仿宋_GB2312" w:eastAsia="仿宋_GB2312"/>
+                <w:rFonts w:ascii="微软雅黑" w:hAnsi="微软雅黑" w:eastAsia="微软雅黑"/>
+                <w:b/>
+                <w:i w:val="0"/>
+                <w:color w:val="FFFFFF"/>
+                <w:sz w:val="52"/>
+              </w:rPr>
+              <w:t>¥ 11,444,630.26</w:t>
+            </w:r>
+          </w:p>
+          <w:p>
+            <w:pPr>
+              <w:spacing w:after="20"/>
+            </w:pPr>
+            <w:r>
+              <w:rPr>
+                <w:rFonts w:ascii="微软雅黑" w:hAnsi="微软雅黑" w:eastAsia="微软雅黑"/>
                 <w:b w:val="0"/>
-                <w:sz w:val="24"/>
+                <w:i w:val="0"/>
+                <w:color w:val="FCE4D6"/>
+                <w:sz w:val="19"/>
               </w:rPr>
-              <w:t>人民币 11,444,630.26 元</w:t>
+              <w:t>·  不含税价：¥ 10,499,660.79</w:t>
+            </w:r>
+          </w:p>
+          <w:p>
+            <w:pPr>
+              <w:spacing w:after="20"/>
+            </w:pPr>
+            <w:r>
+              <w:rPr>
+                <w:rFonts w:ascii="微软雅黑" w:hAnsi="微软雅黑" w:eastAsia="微软雅黑"/>
+                <w:b w:val="0"/>
+                <w:i w:val="0"/>
+                <w:color w:val="FCE4D6"/>
+                <w:sz w:val="19"/>
+              </w:rPr>
+              <w:t>·  增值税额（税率9%）：¥ 944,969.47</w:t>
             </w:r>
           </w:p>
         </w:tc>
       </w:tr>
+    </w:tbl>
+    <w:p>
+      <w:pPr>
+        <w:spacing w:after="0" w:before="0"/>
+      </w:pPr>
+      <w:r>
+        <w:rPr>
+          <w:sz w:val="9"/>
+        </w:rPr>
+      </w:r>
+    </w:p>
+    <w:tbl>
+      <w:tblPr>
+        <w:tblW w:type="auto" w:w="0"/>
+        <w:jc w:val="center"/>
+        <w:tblLayout w:type="fixed"/>
+        <w:tblLook w:firstColumn="1" w:firstRow="1" w:lastColumn="0" w:lastRow="0" w:noHBand="0" w:noVBand="1" w:val="04A0"/>
+        <w:tblBorders>
+          <w:top w:val="none" w:sz="0" w:space="0" w:color="auto"/>
+          <w:left w:val="none" w:sz="0" w:space="0" w:color="auto"/>
+          <w:bottom w:val="none" w:sz="0" w:space="0" w:color="auto"/>
+          <w:right w:val="none" w:sz="0" w:space="0" w:color="auto"/>
+          <w:insideH w:val="none" w:sz="0" w:space="0" w:color="auto"/>
+          <w:insideV w:val="none" w:sz="0" w:space="0" w:color="auto"/>
+        </w:tblBorders>
+      </w:tblPr>
+      <w:tblGrid>
+        <w:gridCol w:w="4706"/>
+        <w:gridCol w:w="4706"/>
+      </w:tblGrid>
       <w:tr>
         <w:tc>
           <w:tcPr>
-            <w:tcW w:type="dxa" w:w="1984"/>
+            <w:tcW w:type="dxa" w:w="2041"/>
+            <w:shd w:val="clear" w:color="auto" w:fill="FBF3EC"/>
+            <w:tcMar>
+              <w:top w:w="100" w:type="dxa"/>
+              <w:bottom w:w="100" w:type="dxa"/>
+              <w:left w:w="180" w:type="dxa"/>
+              <w:right w:w="180" w:type="dxa"/>
+            </w:tcMar>
+            <w:vAlign w:val="center"/>
+            <w:tcBorders>
+              <w:bottom w:val="single" w:sz="4" w:space="0" w:color="E3DDD4"/>
+            </w:tcBorders>
           </w:tcPr>
           <w:p>
-            <w:r/>
+            <w:pPr>
+              <w:spacing w:line="312" w:lineRule="auto"/>
+            </w:pPr>
             <w:r>
               <w:rPr>
-                <w:rFonts w:ascii="黑体" w:hAnsi="黑体" w:eastAsia="黑体"/>
+                <w:rFonts w:ascii="微软雅黑" w:hAnsi="微软雅黑" w:eastAsia="微软雅黑"/>
                 <w:b/>
-                <w:sz w:val="24"/>
-              </w:rPr>
-              <w:t xml:space="preserve">　　其中：不含税价</w:t>
-            </w:r>
-          </w:p>
-        </w:tc>
-        <w:tc>
-          <w:tcPr>
-            <w:tcW w:type="dxa" w:w="4422"/>
-          </w:tcPr>
-          <w:p>
-            <w:r/>
-            <w:r>
-              <w:rPr>
-                <w:rFonts w:ascii="仿宋_GB2312" w:hAnsi="仿宋_GB2312" w:eastAsia="仿宋_GB2312"/>
-                <w:b w:val="0"/>
-                <w:sz w:val="24"/>
-              </w:rPr>
-              <w:t>人民币 10,499,660.79 元</w:t>
-            </w:r>
-          </w:p>
-        </w:tc>
-      </w:tr>
-      <w:tr>
-        <w:tc>
-          <w:tcPr>
-            <w:tcW w:type="dxa" w:w="1984"/>
-          </w:tcPr>
-          <w:p>
-            <w:r/>
-            <w:r>
-              <w:rPr>
-                <w:rFonts w:ascii="黑体" w:hAnsi="黑体" w:eastAsia="黑体"/>
-                <w:b/>
-                <w:sz w:val="24"/>
-              </w:rPr>
-              <w:t xml:space="preserve">　　其中：增值税额（税率9%）</w:t>
-            </w:r>
-          </w:p>
-        </w:tc>
-        <w:tc>
-          <w:tcPr>
-            <w:tcW w:type="dxa" w:w="4422"/>
-          </w:tcPr>
-          <w:p>
-            <w:r/>
-            <w:r>
-              <w:rPr>
-                <w:rFonts w:ascii="仿宋_GB2312" w:hAnsi="仿宋_GB2312" w:eastAsia="仿宋_GB2312"/>
-                <w:b w:val="0"/>
-                <w:sz w:val="24"/>
-              </w:rPr>
-              <w:t>人民币 944,969.47 元</w:t>
-            </w:r>
-          </w:p>
-        </w:tc>
-      </w:tr>
-      <w:tr>
-        <w:tc>
-          <w:tcPr>
-            <w:tcW w:type="dxa" w:w="1984"/>
-          </w:tcPr>
-          <w:p>
-            <w:r/>
-            <w:r>
-              <w:rPr>
-                <w:rFonts w:ascii="黑体" w:hAnsi="黑体" w:eastAsia="黑体"/>
-                <w:b/>
-                <w:sz w:val="24"/>
+                <w:i w:val="0"/>
+                <w:color w:val="8A8278"/>
+                <w:sz w:val="20"/>
               </w:rPr>
               <w:t>合同价格形式</w:t>
             </w:r>
@@ -683,15 +1234,30 @@
         </w:tc>
         <w:tc>
           <w:tcPr>
-            <w:tcW w:type="dxa" w:w="4422"/>
+            <w:tcW w:type="dxa" w:w="7313"/>
+            <w:shd w:val="clear" w:color="auto" w:fill="FBF3EC"/>
+            <w:tcMar>
+              <w:top w:w="100" w:type="dxa"/>
+              <w:bottom w:w="100" w:type="dxa"/>
+              <w:left w:w="180" w:type="dxa"/>
+              <w:right w:w="180" w:type="dxa"/>
+            </w:tcMar>
+            <w:vAlign w:val="center"/>
+            <w:tcBorders>
+              <w:bottom w:val="single" w:sz="4" w:space="0" w:color="E3DDD4"/>
+            </w:tcBorders>
           </w:tcPr>
           <w:p>
-            <w:r/>
+            <w:pPr>
+              <w:spacing w:line="312" w:lineRule="auto"/>
+            </w:pPr>
             <w:r>
               <w:rPr>
-                <w:rFonts w:ascii="仿宋_GB2312" w:hAnsi="仿宋_GB2312" w:eastAsia="仿宋_GB2312"/>
+                <w:rFonts w:ascii="微软雅黑" w:hAnsi="微软雅黑" w:eastAsia="微软雅黑"/>
                 <w:b w:val="0"/>
-                <w:sz w:val="24"/>
+                <w:i w:val="0"/>
+                <w:color w:val="2B2824"/>
+                <w:sz w:val="21"/>
               </w:rPr>
               <w:t>固定单价合同</w:t>
             </w:r>
@@ -701,15 +1267,30 @@
       <w:tr>
         <w:tc>
           <w:tcPr>
-            <w:tcW w:type="dxa" w:w="1984"/>
+            <w:tcW w:type="dxa" w:w="2041"/>
+            <w:shd w:val="clear" w:color="auto" w:fill="FFFFFF"/>
+            <w:tcMar>
+              <w:top w:w="100" w:type="dxa"/>
+              <w:bottom w:w="100" w:type="dxa"/>
+              <w:left w:w="180" w:type="dxa"/>
+              <w:right w:w="180" w:type="dxa"/>
+            </w:tcMar>
+            <w:vAlign w:val="center"/>
+            <w:tcBorders>
+              <w:bottom w:val="single" w:sz="4" w:space="0" w:color="E3DDD4"/>
+            </w:tcBorders>
           </w:tcPr>
           <w:p>
-            <w:r/>
+            <w:pPr>
+              <w:spacing w:line="312" w:lineRule="auto"/>
+            </w:pPr>
             <w:r>
               <w:rPr>
-                <w:rFonts w:ascii="黑体" w:hAnsi="黑体" w:eastAsia="黑体"/>
+                <w:rFonts w:ascii="微软雅黑" w:hAnsi="微软雅黑" w:eastAsia="微软雅黑"/>
                 <w:b/>
-                <w:sz w:val="24"/>
+                <w:i w:val="0"/>
+                <w:color w:val="8A8278"/>
+                <w:sz w:val="20"/>
               </w:rPr>
               <w:t>下浮率</w:t>
             </w:r>
@@ -717,15 +1298,30 @@
         </w:tc>
         <w:tc>
           <w:tcPr>
-            <w:tcW w:type="dxa" w:w="4422"/>
+            <w:tcW w:type="dxa" w:w="7313"/>
+            <w:shd w:val="clear" w:color="auto" w:fill="FFFFFF"/>
+            <w:tcMar>
+              <w:top w:w="100" w:type="dxa"/>
+              <w:bottom w:w="100" w:type="dxa"/>
+              <w:left w:w="180" w:type="dxa"/>
+              <w:right w:w="180" w:type="dxa"/>
+            </w:tcMar>
+            <w:vAlign w:val="center"/>
+            <w:tcBorders>
+              <w:bottom w:val="single" w:sz="4" w:space="0" w:color="E3DDD4"/>
+            </w:tcBorders>
           </w:tcPr>
           <w:p>
-            <w:r/>
+            <w:pPr>
+              <w:spacing w:line="312" w:lineRule="auto"/>
+            </w:pPr>
             <w:r>
               <w:rPr>
-                <w:rFonts w:ascii="仿宋_GB2312" w:hAnsi="仿宋_GB2312" w:eastAsia="仿宋_GB2312"/>
+                <w:rFonts w:ascii="微软雅黑" w:hAnsi="微软雅黑" w:eastAsia="微软雅黑"/>
                 <w:b w:val="0"/>
-                <w:sz w:val="24"/>
+                <w:i w:val="0"/>
+                <w:color w:val="2B2824"/>
+                <w:sz w:val="21"/>
               </w:rPr>
               <w:t>4.27%</w:t>
             </w:r>
@@ -735,15 +1331,30 @@
       <w:tr>
         <w:tc>
           <w:tcPr>
-            <w:tcW w:type="dxa" w:w="1984"/>
+            <w:tcW w:type="dxa" w:w="2041"/>
+            <w:shd w:val="clear" w:color="auto" w:fill="FBF3EC"/>
+            <w:tcMar>
+              <w:top w:w="100" w:type="dxa"/>
+              <w:bottom w:w="100" w:type="dxa"/>
+              <w:left w:w="180" w:type="dxa"/>
+              <w:right w:w="180" w:type="dxa"/>
+            </w:tcMar>
+            <w:vAlign w:val="center"/>
+            <w:tcBorders>
+              <w:bottom w:val="single" w:sz="4" w:space="0" w:color="E3DDD4"/>
+            </w:tcBorders>
           </w:tcPr>
           <w:p>
-            <w:r/>
+            <w:pPr>
+              <w:spacing w:line="312" w:lineRule="auto"/>
+            </w:pPr>
             <w:r>
               <w:rPr>
-                <w:rFonts w:ascii="黑体" w:hAnsi="黑体" w:eastAsia="黑体"/>
+                <w:rFonts w:ascii="微软雅黑" w:hAnsi="微软雅黑" w:eastAsia="微软雅黑"/>
                 <w:b/>
-                <w:sz w:val="24"/>
+                <w:i w:val="0"/>
+                <w:color w:val="8A8278"/>
+                <w:sz w:val="20"/>
               </w:rPr>
               <w:t>安全文明施工费</w:t>
             </w:r>
@@ -751,17 +1362,32 @@
         </w:tc>
         <w:tc>
           <w:tcPr>
-            <w:tcW w:type="dxa" w:w="4422"/>
+            <w:tcW w:type="dxa" w:w="7313"/>
+            <w:shd w:val="clear" w:color="auto" w:fill="FBF3EC"/>
+            <w:tcMar>
+              <w:top w:w="100" w:type="dxa"/>
+              <w:bottom w:w="100" w:type="dxa"/>
+              <w:left w:w="180" w:type="dxa"/>
+              <w:right w:w="180" w:type="dxa"/>
+            </w:tcMar>
+            <w:vAlign w:val="center"/>
+            <w:tcBorders>
+              <w:bottom w:val="single" w:sz="4" w:space="0" w:color="E3DDD4"/>
+            </w:tcBorders>
           </w:tcPr>
           <w:p>
-            <w:r/>
+            <w:pPr>
+              <w:spacing w:line="312" w:lineRule="auto"/>
+            </w:pPr>
             <w:r>
               <w:rPr>
-                <w:rFonts w:ascii="仿宋_GB2312" w:hAnsi="仿宋_GB2312" w:eastAsia="仿宋_GB2312"/>
+                <w:rFonts w:ascii="微软雅黑" w:hAnsi="微软雅黑" w:eastAsia="微软雅黑"/>
                 <w:b w:val="0"/>
-                <w:sz w:val="24"/>
+                <w:i w:val="0"/>
+                <w:color w:val="2B2824"/>
+                <w:sz w:val="21"/>
               </w:rPr>
-              <w:t>人民币 429,538.91 元</w:t>
+              <w:t>¥ 429,538.91</w:t>
             </w:r>
           </w:p>
         </w:tc>
@@ -769,15 +1395,30 @@
       <w:tr>
         <w:tc>
           <w:tcPr>
-            <w:tcW w:type="dxa" w:w="1984"/>
+            <w:tcW w:type="dxa" w:w="2041"/>
+            <w:shd w:val="clear" w:color="auto" w:fill="FFFFFF"/>
+            <w:tcMar>
+              <w:top w:w="100" w:type="dxa"/>
+              <w:bottom w:w="100" w:type="dxa"/>
+              <w:left w:w="180" w:type="dxa"/>
+              <w:right w:w="180" w:type="dxa"/>
+            </w:tcMar>
+            <w:vAlign w:val="center"/>
+            <w:tcBorders>
+              <w:bottom w:val="single" w:sz="4" w:space="0" w:color="E3DDD4"/>
+            </w:tcBorders>
           </w:tcPr>
           <w:p>
-            <w:r/>
+            <w:pPr>
+              <w:spacing w:line="312" w:lineRule="auto"/>
+            </w:pPr>
             <w:r>
               <w:rPr>
-                <w:rFonts w:ascii="黑体" w:hAnsi="黑体" w:eastAsia="黑体"/>
+                <w:rFonts w:ascii="微软雅黑" w:hAnsi="微软雅黑" w:eastAsia="微软雅黑"/>
                 <w:b/>
-                <w:sz w:val="24"/>
+                <w:i w:val="0"/>
+                <w:color w:val="8A8278"/>
+                <w:sz w:val="20"/>
               </w:rPr>
               <w:t>专业工程暂估价</w:t>
             </w:r>
@@ -785,73 +1426,150 @@
         </w:tc>
         <w:tc>
           <w:tcPr>
-            <w:tcW w:type="dxa" w:w="4422"/>
+            <w:tcW w:type="dxa" w:w="7313"/>
+            <w:shd w:val="clear" w:color="auto" w:fill="FFFFFF"/>
+            <w:tcMar>
+              <w:top w:w="100" w:type="dxa"/>
+              <w:bottom w:w="100" w:type="dxa"/>
+              <w:left w:w="180" w:type="dxa"/>
+              <w:right w:w="180" w:type="dxa"/>
+            </w:tcMar>
+            <w:vAlign w:val="center"/>
+            <w:tcBorders>
+              <w:bottom w:val="single" w:sz="4" w:space="0" w:color="E3DDD4"/>
+            </w:tcBorders>
           </w:tcPr>
           <w:p>
-            <w:r/>
+            <w:pPr>
+              <w:spacing w:line="312" w:lineRule="auto"/>
+            </w:pPr>
             <w:r>
               <w:rPr>
-                <w:rFonts w:ascii="仿宋_GB2312" w:hAnsi="仿宋_GB2312" w:eastAsia="仿宋_GB2312"/>
+                <w:rFonts w:ascii="微软雅黑" w:hAnsi="微软雅黑" w:eastAsia="微软雅黑"/>
                 <w:b w:val="0"/>
-                <w:sz w:val="24"/>
+                <w:i w:val="0"/>
+                <w:color w:val="2B2824"/>
+                <w:sz w:val="21"/>
               </w:rPr>
-              <w:t>人民币 200,537.43 元</w:t>
+              <w:t>¥ 200,537.43</w:t>
             </w:r>
           </w:p>
         </w:tc>
       </w:tr>
     </w:tbl>
-    <w:p/>
     <w:p>
       <w:pPr>
-        <w:spacing w:before="240" w:after="120"/>
+        <w:spacing w:after="0" w:before="0"/>
       </w:pPr>
       <w:r>
         <w:rPr>
-          <w:rFonts w:ascii="黑体" w:hAnsi="黑体" w:eastAsia="黑体"/>
-          <w:b/>
-          <w:sz w:val="30"/>
+          <w:sz w:val="9"/>
         </w:rPr>
-        <w:t>四、备注</w:t>
       </w:r>
     </w:p>
     <w:p>
       <w:pPr>
-        <w:spacing w:after="120" w:line="360" w:lineRule="auto"/>
+        <w:keepNext/>
+        <w:spacing w:before="360" w:after="160"/>
+        <w:pBdr>
+          <w:bottom w:val="single" w:sz="6" w:space="4" w:color="E3DDD4"/>
+        </w:pBdr>
       </w:pPr>
       <w:r>
         <w:rPr>
-          <w:rFonts w:ascii="仿宋_GB2312" w:hAnsi="仿宋_GB2312" w:eastAsia="仿宋_GB2312"/>
-          <w:b w:val="0"/>
-          <w:sz w:val="24"/>
+          <w:rFonts w:ascii="微软雅黑" w:hAnsi="微软雅黑" w:eastAsia="微软雅黑"/>
+          <w:b/>
+          <w:i w:val="0"/>
+          <w:color w:val="C15A33"/>
+          <w:sz w:val="27"/>
         </w:rPr>
-        <w:t>1. 以上信息摘录自《建设工程施工合同》（合同编号：QHCT(FW)2024-192号）第一部分“合同协议书”，最终结算合同价以工程竣工验收结算审核结果为准。</w:t>
+        <w:t xml:space="preserve">04  </w:t>
+      </w:r>
+      <w:r>
+        <w:rPr>
+          <w:rFonts w:ascii="微软雅黑" w:hAnsi="微软雅黑" w:eastAsia="微软雅黑"/>
+          <w:b/>
+          <w:i w:val="0"/>
+          <w:color w:val="2B2824"/>
+          <w:sz w:val="27"/>
+        </w:rPr>
+        <w:t>备注</w:t>
       </w:r>
     </w:p>
     <w:p>
       <w:pPr>
-        <w:spacing w:after="120" w:line="360" w:lineRule="auto"/>
+        <w:spacing w:after="100" w:line="324" w:lineRule="auto"/>
+        <w:ind w:left="227"/>
       </w:pPr>
       <w:r>
         <w:rPr>
-          <w:rFonts w:ascii="仿宋_GB2312" w:hAnsi="仿宋_GB2312" w:eastAsia="仿宋_GB2312"/>
+          <w:rFonts w:ascii="微软雅黑" w:hAnsi="微软雅黑" w:eastAsia="微软雅黑"/>
+          <w:b/>
+          <w:i w:val="0"/>
+          <w:color w:val="C15A33"/>
+          <w:sz w:val="19"/>
+        </w:rPr>
+        <w:t xml:space="preserve">1   </w:t>
+      </w:r>
+      <w:r>
+        <w:rPr>
+          <w:rFonts w:ascii="微软雅黑" w:hAnsi="微软雅黑" w:eastAsia="微软雅黑"/>
           <w:b w:val="0"/>
+          <w:i w:val="0"/>
+          <w:color w:val="8A8278"/>
+          <w:sz w:val="19"/>
+        </w:rPr>
+        <w:t>以上信息摘录自《建设工程施工合同》（合同编号：QHCT(FW)2024-192号）第一部分“合同协议书”，最终结算合同价以工程竣工验收结算审核结果为准。</w:t>
+      </w:r>
+    </w:p>
+    <w:p>
+      <w:pPr>
+        <w:spacing w:after="100" w:line="324" w:lineRule="auto"/>
+        <w:ind w:left="227"/>
+      </w:pPr>
+      <w:r>
+        <w:rPr>
+          <w:rFonts w:ascii="微软雅黑" w:hAnsi="微软雅黑" w:eastAsia="微软雅黑"/>
+          <w:b/>
+          <w:i w:val="0"/>
+          <w:color w:val="C15A33"/>
+          <w:sz w:val="19"/>
+        </w:rPr>
+        <w:t xml:space="preserve">2   </w:t>
+      </w:r>
+      <w:r>
+        <w:rPr>
+          <w:rFonts w:ascii="微软雅黑" w:hAnsi="微软雅黑" w:eastAsia="微软雅黑"/>
+          <w:b w:val="0"/>
+          <w:i w:val="0"/>
+          <w:color w:val="8A8278"/>
+          <w:sz w:val="19"/>
+        </w:rPr>
+        <w:t>如需查阅合同全文或相关附件（招标文件、投标文件、图纸等），请与项目经办人联系。</w:t>
+      </w:r>
+    </w:p>
+    <w:p>
+      <w:pPr>
+        <w:spacing w:after="0" w:before="0"/>
+      </w:pPr>
+      <w:r>
+        <w:rPr>
           <w:sz w:val="24"/>
         </w:rPr>
-        <w:t>2. 如需查阅合同全文或相关附件（招标文件、投标文件、图纸等），请与项目经办人联系。</w:t>
       </w:r>
     </w:p>
-    <w:p/>
-    <w:p/>
     <w:p>
       <w:pPr>
+        <w:spacing w:after="40"/>
         <w:jc w:val="right"/>
       </w:pPr>
       <w:r>
         <w:rPr>
-          <w:rFonts w:ascii="仿宋_GB2312" w:hAnsi="仿宋_GB2312" w:eastAsia="仿宋_GB2312"/>
+          <w:rFonts w:ascii="微软雅黑" w:hAnsi="微软雅黑" w:eastAsia="微软雅黑"/>
           <w:b w:val="0"/>
-          <w:sz w:val="28"/>
+          <w:i w:val="0"/>
+          <w:color w:val="8A8278"/>
+          <w:sz w:val="21"/>
         </w:rPr>
         <w:t>汇报人：____________</w:t>
       </w:r>
@@ -862,16 +1580,18 @@
       </w:pPr>
       <w:r>
         <w:rPr>
-          <w:rFonts w:ascii="仿宋_GB2312" w:hAnsi="仿宋_GB2312" w:eastAsia="仿宋_GB2312"/>
+          <w:rFonts w:ascii="微软雅黑" w:hAnsi="微软雅黑" w:eastAsia="微软雅黑"/>
           <w:b w:val="0"/>
-          <w:sz w:val="28"/>
+          <w:i w:val="0"/>
+          <w:color w:val="8A8278"/>
+          <w:sz w:val="21"/>
         </w:rPr>
-        <w:t>日 期：2026年7月3日</w:t>
+        <w:t>日期：2026年7月3日</w:t>
       </w:r>
     </w:p>
     <w:sectPr>
       <w:pgSz w:w="11906" w:h="16838"/>
-      <w:pgMar w:top="1474" w:right="1474" w:bottom="1417" w:left="1587" w:header="720" w:footer="720" w:gutter="0"/>
+      <w:pgMar w:top="1077" w:right="1247" w:bottom="1077" w:left="1247" w:header="720" w:footer="720" w:gutter="0"/>
       <w:cols w:space="720"/>
       <w:docGrid w:linePitch="360"/>
     </w:sectPr>
@@ -1243,8 +1963,8 @@
     <w:qFormat/>
     <w:rsid w:val="00FC693F"/>
     <w:rPr>
-      <w:rFonts w:ascii="仿宋_GB2312" w:hAnsi="仿宋_GB2312" w:eastAsia="仿宋_GB2312"/>
-      <w:sz w:val="28"/>
+      <w:rFonts w:ascii="微软雅黑" w:hAnsi="微软雅黑" w:eastAsia="微软雅黑"/>
+      <w:sz w:val="21"/>
     </w:rPr>
   </w:style>
   <w:style w:type="paragraph" w:styleId="Header">
